--- a/ЗАЩИТА_ЛР2_вариант4.docx
+++ b/ЗАЩИТА_ЛР2_вариант4.docx
@@ -240,6 +240,21 @@
         <w:rPr>
           <w:b/>
         </w:rPr>
+        <w:t xml:space="preserve">Раздел 2.3 — </w:t>
+      </w:r>
+      <w:r>
+        <w:t>если вы совсем не понимаете, как читать дерево на экране, начните с него: там объяснение по шагам с картинкой.</w:t>
+      </w:r>
+    </w:p>
+    <w:p>
+      <w:pPr>
+        <w:pStyle w:val="ListBullet"/>
+        <w:spacing w:after="40"/>
+      </w:pPr>
+      <w:r>
+        <w:rPr>
+          <w:b/>
+        </w:rPr>
         <w:t xml:space="preserve">Раздел 7 — </w:t>
       </w:r>
       <w:r>
@@ -273,7 +288,7 @@
         <w:t xml:space="preserve">Раздел 11 — </w:t>
       </w:r>
       <w:r>
-        <w:t>31 вопрос комиссии с готовыми ответами. Это главная шпаргалка.</w:t>
+        <w:t>34 вопроса комиссии с готовыми ответами. Это главная шпаргалка.</w:t>
       </w:r>
     </w:p>
     <w:p>
@@ -493,7 +508,7 @@
         <w:pStyle w:val="Heading2"/>
       </w:pPr>
       <w:r>
-        <w:t>2.2. Как это выглядит</w:t>
+        <w:t>2.2. Как это выглядит (схема для объяснения)</w:t>
       </w:r>
     </w:p>
     <w:p>
@@ -693,12 +708,361 @@
         <w:t>Читать схему просто: узел — это буква, а надпись в скобках — сколько контактов находится в этом узле и во всех узлах под ним («в поддереве»). Например, узел «м» содержит в своём поддереве 3 контакта: Мария, Марина и Марк.</w:t>
       </w:r>
     </w:p>
+    <w:tbl>
+      <w:tblPr>
+        <w:tblStyle w:val="TableGrid"/>
+        <w:tblW w:type="auto" w:w="0"/>
+        <w:tblLook w:firstColumn="1" w:firstRow="1" w:lastColumn="0" w:lastRow="0" w:noHBand="0" w:noVBand="1" w:val="04A0"/>
+      </w:tblPr>
+      <w:tblGrid>
+        <w:gridCol w:w="9355"/>
+      </w:tblGrid>
+      <w:tr>
+        <w:tc>
+          <w:tcPr>
+            <w:tcW w:type="dxa" w:w="9354"/>
+          </w:tcPr>
+          <w:p>
+            <w:pPr>
+              <w:shd w:val="clear" w:fill="FFF2CC"/>
+              <w:spacing w:after="40"/>
+            </w:pPr>
+            <w:r>
+              <w:rPr>
+                <w:b/>
+                <w:sz w:val="21"/>
+              </w:rPr>
+              <w:t>Важно знать</w:t>
+            </w:r>
+          </w:p>
+          <w:p>
+            <w:pPr>
+              <w:spacing w:after="40"/>
+              <w:ind w:left="227"/>
+            </w:pPr>
+            <w:r>
+              <w:rPr>
+                <w:sz w:val="21"/>
+              </w:rPr>
+              <w:t>• Числа в скобках есть только в этой объясняющей схеме. Программа их на узлах не рисует — количество контактов показывается строкой статистики под деревом.</w:t>
+            </w:r>
+          </w:p>
+          <w:p>
+            <w:pPr>
+              <w:spacing w:after="40"/>
+              <w:ind w:left="227"/>
+            </w:pPr>
+            <w:r>
+              <w:rPr>
+                <w:sz w:val="21"/>
+              </w:rPr>
+              <w:t>• Для краткости в схеме показаны только имена. Настоящий ключ — полное имя «Имя Фамилия», буквы фамилии просто продолжают тот же путь.</w:t>
+            </w:r>
+          </w:p>
+          <w:p>
+            <w:pPr>
+              <w:spacing w:after="40"/>
+              <w:ind w:left="227"/>
+            </w:pPr>
+            <w:r>
+              <w:rPr>
+                <w:sz w:val="21"/>
+              </w:rPr>
+              <w:t>• Эта схема нарисована «как в учебнике» (корень сверху). Программа рисует иначе — так читать дерево показано в разделе 2.3.</w:t>
+            </w:r>
+          </w:p>
+        </w:tc>
+      </w:tr>
+    </w:tbl>
     <w:p>
       <w:pPr>
+        <w:spacing w:after="80"/>
+      </w:pPr>
+    </w:p>
+    <w:p>
+      <w:pPr>
         <w:pStyle w:val="Heading2"/>
       </w:pPr>
       <w:r>
-        <w:t>2.3. Что хранится в одном узле</w:t>
+        <w:t>2.3. Как читать дерево в окне программы</w:t>
+      </w:r>
+    </w:p>
+    <w:p>
+      <w:pPr>
+        <w:spacing w:after="120"/>
+      </w:pPr>
+      <w:r>
+        <w:rPr>
+          <w:b w:val="0"/>
+          <w:i w:val="0"/>
+        </w:rPr>
+        <w:t>В окне программы дерево нарисовано не так, как в учебнике: буквы идут по цепочке вправо и вниз. Разберём на тех же трёх именах.</w:t>
+      </w:r>
+    </w:p>
+    <w:p>
+      <w:pPr>
+        <w:spacing w:after="0" w:before="0"/>
+        <w:ind w:left="227"/>
+        <w:shd w:val="clear" w:fill="F4F4F4"/>
+        <w:pBdr>
+          <w:top w:val="single" w:sz="6" w:space="6" w:color="BFBFBF"/>
+          <w:left w:val="single" w:sz="6" w:space="6" w:color="BFBFBF"/>
+          <w:bottom w:val="single" w:sz="6" w:space="6" w:color="BFBFBF"/>
+          <w:right w:val="single" w:sz="6" w:space="6" w:color="BFBFBF"/>
+        </w:pBdr>
+      </w:pPr>
+      <w:r>
+        <w:rPr>
+          <w:rFonts w:ascii="Consolas" w:hAnsi="Consolas"/>
+          <w:sz w:val="19"/>
+        </w:rPr>
+        <w:t>root</w:t>
+      </w:r>
+    </w:p>
+    <w:p>
+      <w:pPr>
+        <w:spacing w:after="0" w:before="0"/>
+        <w:ind w:left="227"/>
+        <w:shd w:val="clear" w:fill="F4F4F4"/>
+        <w:pBdr>
+          <w:top w:val="single" w:sz="6" w:space="6" w:color="BFBFBF"/>
+          <w:left w:val="single" w:sz="6" w:space="6" w:color="BFBFBF"/>
+          <w:bottom w:val="single" w:sz="6" w:space="6" w:color="BFBFBF"/>
+          <w:right w:val="single" w:sz="6" w:space="6" w:color="BFBFBF"/>
+        </w:pBdr>
+      </w:pPr>
+      <w:r>
+        <w:rPr>
+          <w:rFonts w:ascii="Consolas" w:hAnsi="Consolas"/>
+          <w:sz w:val="19"/>
+        </w:rPr>
+        <w:t>└── м</w:t>
+      </w:r>
+    </w:p>
+    <w:p>
+      <w:pPr>
+        <w:spacing w:after="0" w:before="0"/>
+        <w:ind w:left="227"/>
+        <w:shd w:val="clear" w:fill="F4F4F4"/>
+        <w:pBdr>
+          <w:top w:val="single" w:sz="6" w:space="6" w:color="BFBFBF"/>
+          <w:left w:val="single" w:sz="6" w:space="6" w:color="BFBFBF"/>
+          <w:bottom w:val="single" w:sz="6" w:space="6" w:color="BFBFBF"/>
+          <w:right w:val="single" w:sz="6" w:space="6" w:color="BFBFBF"/>
+        </w:pBdr>
+      </w:pPr>
+      <w:r>
+        <w:rPr>
+          <w:rFonts w:ascii="Consolas" w:hAnsi="Consolas"/>
+          <w:sz w:val="19"/>
+        </w:rPr>
+        <w:t xml:space="preserve">    └── а</w:t>
+      </w:r>
+    </w:p>
+    <w:p>
+      <w:pPr>
+        <w:spacing w:after="0" w:before="0"/>
+        <w:ind w:left="227"/>
+        <w:shd w:val="clear" w:fill="F4F4F4"/>
+        <w:pBdr>
+          <w:top w:val="single" w:sz="6" w:space="6" w:color="BFBFBF"/>
+          <w:left w:val="single" w:sz="6" w:space="6" w:color="BFBFBF"/>
+          <w:bottom w:val="single" w:sz="6" w:space="6" w:color="BFBFBF"/>
+          <w:right w:val="single" w:sz="6" w:space="6" w:color="BFBFBF"/>
+        </w:pBdr>
+      </w:pPr>
+      <w:r>
+        <w:rPr>
+          <w:rFonts w:ascii="Consolas" w:hAnsi="Consolas"/>
+          <w:sz w:val="19"/>
+        </w:rPr>
+        <w:t xml:space="preserve">        └── р</w:t>
+      </w:r>
+    </w:p>
+    <w:p>
+      <w:pPr>
+        <w:spacing w:after="0" w:before="0"/>
+        <w:ind w:left="227"/>
+        <w:shd w:val="clear" w:fill="F4F4F4"/>
+        <w:pBdr>
+          <w:top w:val="single" w:sz="6" w:space="6" w:color="BFBFBF"/>
+          <w:left w:val="single" w:sz="6" w:space="6" w:color="BFBFBF"/>
+          <w:bottom w:val="single" w:sz="6" w:space="6" w:color="BFBFBF"/>
+          <w:right w:val="single" w:sz="6" w:space="6" w:color="BFBFBF"/>
+        </w:pBdr>
+      </w:pPr>
+      <w:r>
+        <w:rPr>
+          <w:rFonts w:ascii="Consolas" w:hAnsi="Consolas"/>
+          <w:sz w:val="19"/>
+        </w:rPr>
+        <w:t xml:space="preserve">            ├── и</w:t>
+      </w:r>
+    </w:p>
+    <w:p>
+      <w:pPr>
+        <w:spacing w:after="0" w:before="0"/>
+        <w:ind w:left="227"/>
+        <w:shd w:val="clear" w:fill="F4F4F4"/>
+        <w:pBdr>
+          <w:top w:val="single" w:sz="6" w:space="6" w:color="BFBFBF"/>
+          <w:left w:val="single" w:sz="6" w:space="6" w:color="BFBFBF"/>
+          <w:bottom w:val="single" w:sz="6" w:space="6" w:color="BFBFBF"/>
+          <w:right w:val="single" w:sz="6" w:space="6" w:color="BFBFBF"/>
+        </w:pBdr>
+      </w:pPr>
+      <w:r>
+        <w:rPr>
+          <w:rFonts w:ascii="Consolas" w:hAnsi="Consolas"/>
+          <w:sz w:val="19"/>
+        </w:rPr>
+        <w:t xml:space="preserve">            │   ├── н</w:t>
+      </w:r>
+    </w:p>
+    <w:p>
+      <w:pPr>
+        <w:spacing w:after="0" w:before="0"/>
+        <w:ind w:left="227"/>
+        <w:shd w:val="clear" w:fill="F4F4F4"/>
+        <w:pBdr>
+          <w:top w:val="single" w:sz="6" w:space="6" w:color="BFBFBF"/>
+          <w:left w:val="single" w:sz="6" w:space="6" w:color="BFBFBF"/>
+          <w:bottom w:val="single" w:sz="6" w:space="6" w:color="BFBFBF"/>
+          <w:right w:val="single" w:sz="6" w:space="6" w:color="BFBFBF"/>
+        </w:pBdr>
+      </w:pPr>
+      <w:r>
+        <w:rPr>
+          <w:rFonts w:ascii="Consolas" w:hAnsi="Consolas"/>
+          <w:sz w:val="19"/>
+        </w:rPr>
+        <w:t xml:space="preserve">            │   │   └── а   → читается «Марина» — конец имени</w:t>
+      </w:r>
+    </w:p>
+    <w:p>
+      <w:pPr>
+        <w:spacing w:after="0" w:before="0"/>
+        <w:ind w:left="227"/>
+        <w:shd w:val="clear" w:fill="F4F4F4"/>
+        <w:pBdr>
+          <w:top w:val="single" w:sz="6" w:space="6" w:color="BFBFBF"/>
+          <w:left w:val="single" w:sz="6" w:space="6" w:color="BFBFBF"/>
+          <w:bottom w:val="single" w:sz="6" w:space="6" w:color="BFBFBF"/>
+          <w:right w:val="single" w:sz="6" w:space="6" w:color="BFBFBF"/>
+        </w:pBdr>
+      </w:pPr>
+      <w:r>
+        <w:rPr>
+          <w:rFonts w:ascii="Consolas" w:hAnsi="Consolas"/>
+          <w:sz w:val="19"/>
+        </w:rPr>
+        <w:t xml:space="preserve">            │   └── я   → читается «Мария» — конец имени</w:t>
+      </w:r>
+    </w:p>
+    <w:p>
+      <w:pPr>
+        <w:spacing w:after="0" w:before="0"/>
+        <w:ind w:left="227"/>
+        <w:shd w:val="clear" w:fill="F4F4F4"/>
+        <w:pBdr>
+          <w:top w:val="single" w:sz="6" w:space="6" w:color="BFBFBF"/>
+          <w:left w:val="single" w:sz="6" w:space="6" w:color="BFBFBF"/>
+          <w:bottom w:val="single" w:sz="6" w:space="6" w:color="BFBFBF"/>
+          <w:right w:val="single" w:sz="6" w:space="6" w:color="BFBFBF"/>
+        </w:pBdr>
+      </w:pPr>
+      <w:r>
+        <w:rPr>
+          <w:rFonts w:ascii="Consolas" w:hAnsi="Consolas"/>
+          <w:sz w:val="19"/>
+        </w:rPr>
+        <w:t xml:space="preserve">            └── к   → читается «Марк» — конец имени</w:t>
+      </w:r>
+    </w:p>
+    <w:p>
+      <w:pPr>
+        <w:spacing w:after="80"/>
+      </w:pPr>
+    </w:p>
+    <w:p>
+      <w:pPr>
+        <w:spacing w:after="40"/>
+      </w:pPr>
+      <w:r>
+        <w:rPr>
+          <w:b/>
+          <w:i w:val="0"/>
+        </w:rPr>
+        <w:t>Правило чтения — одно предложение:</w:t>
+      </w:r>
+    </w:p>
+    <w:p>
+      <w:pPr>
+        <w:spacing w:after="120"/>
+      </w:pPr>
+      <w:r>
+        <w:rPr>
+          <w:b w:val="0"/>
+          <w:i w:val="0"/>
+        </w:rPr>
+        <w:t>Начинаешь с root, идёшь по линиям вправо-вниз и читаешь буквы в кружках. Сколько букв прочитал — столько букв в имени. Дошёл до буквы, у которой больше нет продолжения (дальше линий нет) — имя закончилось, здесь хранится контакт.</w:t>
+      </w:r>
+    </w:p>
+    <w:p>
+      <w:pPr>
+        <w:pStyle w:val="ListBullet"/>
+        <w:spacing w:after="40"/>
+      </w:pPr>
+      <w:r>
+        <w:rPr>
+          <w:b/>
+        </w:rPr>
+        <w:t xml:space="preserve">По вертикали: </w:t>
+      </w:r>
+      <w:r>
+        <w:t>чем ниже кружок, тем больше букв в имени. Каждая строка вниз — одна следующая буква. У буквы «м» глубина 1, у «я» в слове «Мария» — глубина 3.</w:t>
+      </w:r>
+    </w:p>
+    <w:p>
+      <w:pPr>
+        <w:pStyle w:val="ListBullet"/>
+        <w:spacing w:after="40"/>
+      </w:pPr>
+      <w:r>
+        <w:rPr>
+          <w:b/>
+        </w:rPr>
+        <w:t xml:space="preserve">По горизонтали: </w:t>
+      </w:r>
+      <w:r>
+        <w:t>дети одного узла идут по алфавиту, как в словаре. Поэтому имена внизу тоже расположены по алфавиту: Марина, Мария, Марк.</w:t>
+      </w:r>
+    </w:p>
+    <w:p>
+      <w:pPr>
+        <w:pStyle w:val="ListBullet"/>
+        <w:spacing w:after="40"/>
+      </w:pPr>
+      <w:r>
+        <w:rPr>
+          <w:b/>
+        </w:rPr>
+        <w:t xml:space="preserve">Общее начало хранится один раз: </w:t>
+      </w:r>
+      <w:r>
+        <w:t>путь м → а → р общий для всех трёх имён. Пути расходятся только там, где имена стали разными: и → н или и → я, и ещё отдельная ветка к.</w:t>
+      </w:r>
+    </w:p>
+    <w:p>
+      <w:pPr>
+        <w:spacing w:after="120"/>
+      </w:pPr>
+      <w:r>
+        <w:rPr>
+          <w:b w:val="0"/>
+          <w:i w:val="0"/>
+        </w:rPr>
+        <w:t>Цвета кружков (легенда внизу окна программы):</w:t>
       </w:r>
     </w:p>
     <w:tbl>
@@ -728,7 +1092,7 @@
                 <w:b/>
                 <w:sz w:val="21"/>
               </w:rPr>
-              <w:t>Что в узле</w:t>
+              <w:t>Кружок</w:t>
             </w:r>
           </w:p>
         </w:tc>
@@ -747,7 +1111,7 @@
                 <w:b/>
                 <w:sz w:val="21"/>
               </w:rPr>
-              <w:t>Зачем это нужно</w:t>
+              <w:t>Что означает</w:t>
             </w:r>
           </w:p>
         </w:tc>
@@ -767,7 +1131,7 @@
                 <w:b w:val="0"/>
                 <w:sz w:val="21"/>
               </w:rPr>
-              <w:t>Буква (symbol)</w:t>
+              <w:t>Серый</w:t>
             </w:r>
           </w:p>
         </w:tc>
@@ -785,7 +1149,7 @@
                 <w:b w:val="0"/>
                 <w:sz w:val="21"/>
               </w:rPr>
-              <w:t>по букве мы ищем нужного ребёнка</w:t>
+              <w:t>просто буква: имя здесь продолжается, контакта в этом узле нет</w:t>
             </w:r>
           </w:p>
         </w:tc>
@@ -805,7 +1169,7 @@
                 <w:b w:val="0"/>
                 <w:sz w:val="21"/>
               </w:rPr>
-              <w:t>Ссылка на родителя</w:t>
+              <w:t>Жёлтый</w:t>
             </w:r>
           </w:p>
         </w:tc>
@@ -823,7 +1187,7 @@
                 <w:b w:val="0"/>
                 <w:sz w:val="21"/>
               </w:rPr>
-              <w:t>чтобы от узла подняться вверх при удалении</w:t>
+              <w:t>конец имени: в этом узле хранится контакт</w:t>
             </w:r>
           </w:p>
         </w:tc>
@@ -843,7 +1207,7 @@
                 <w:b w:val="0"/>
                 <w:sz w:val="21"/>
               </w:rPr>
-              <w:t>Массив детей + их количество</w:t>
+              <w:t>Оранжевый</w:t>
             </w:r>
           </w:p>
         </w:tc>
@@ -861,7 +1225,7 @@
                 <w:b w:val="0"/>
                 <w:sz w:val="21"/>
               </w:rPr>
-              <w:t>дети отсортированы по алфавиту, нужный ищется бинарным поиском</w:t>
+              <w:t>этот узел посетила последняя операция — так показывается путь, по которому программа шла</w:t>
             </w:r>
           </w:p>
         </w:tc>
@@ -881,7 +1245,7 @@
                 <w:b w:val="0"/>
                 <w:sz w:val="21"/>
               </w:rPr>
-              <w:t>Контакты в этом узле + их количество</w:t>
+              <w:t>Подпись «x5» рядом с буквой</w:t>
             </w:r>
           </w:p>
         </w:tc>
@@ -899,83 +1263,7 @@
                 <w:b w:val="0"/>
                 <w:sz w:val="21"/>
               </w:rPr>
-              <w:t>имена могут совпадать: в одном узле может быть несколько контактов</w:t>
-            </w:r>
-          </w:p>
-        </w:tc>
-      </w:tr>
-      <w:tr>
-        <w:tc>
-          <w:tcPr>
-            <w:tcW w:type="dxa" w:w="2835"/>
-          </w:tcPr>
-          <w:p>
-            <w:pPr>
-              <w:spacing w:after="40"/>
-            </w:pPr>
-            <w:r/>
-            <w:r>
-              <w:rPr>
-                <w:b w:val="0"/>
-                <w:sz w:val="21"/>
-              </w:rPr>
-              <w:t>Счётчик контактов в поддереве</w:t>
-            </w:r>
-          </w:p>
-        </w:tc>
-        <w:tc>
-          <w:tcPr>
-            <w:tcW w:type="dxa" w:w="6520"/>
-          </w:tcPr>
-          <w:p>
-            <w:pPr>
-              <w:spacing w:after="40"/>
-            </w:pPr>
-            <w:r/>
-            <w:r>
-              <w:rPr>
-                <w:b w:val="0"/>
-                <w:sz w:val="21"/>
-              </w:rPr>
-              <w:t>мгновенно ответить на вопрос «сколько контактов начинается с “ма”?»</w:t>
-            </w:r>
-          </w:p>
-        </w:tc>
-      </w:tr>
-      <w:tr>
-        <w:tc>
-          <w:tcPr>
-            <w:tcW w:type="dxa" w:w="2835"/>
-          </w:tcPr>
-          <w:p>
-            <w:pPr>
-              <w:spacing w:after="40"/>
-            </w:pPr>
-            <w:r/>
-            <w:r>
-              <w:rPr>
-                <w:b w:val="0"/>
-                <w:sz w:val="21"/>
-              </w:rPr>
-              <w:t>Глубина (depth)</w:t>
-            </w:r>
-          </w:p>
-        </w:tc>
-        <w:tc>
-          <w:tcPr>
-            <w:tcW w:type="dxa" w:w="6520"/>
-          </w:tcPr>
-          <w:p>
-            <w:pPr>
-              <w:spacing w:after="40"/>
-            </w:pPr>
-            <w:r/>
-            <w:r>
-              <w:rPr>
-                <w:b w:val="0"/>
-                <w:sz w:val="21"/>
-              </w:rPr>
-              <w:t>для рисования дерева и для проверки в тестах</w:t>
+              <w:t>в этом узле 5 контактов с одинаковым именем</w:t>
             </w:r>
           </w:p>
         </w:tc>
@@ -988,10 +1276,389 @@
     </w:p>
     <w:p>
       <w:pPr>
+        <w:spacing w:after="40"/>
+      </w:pPr>
+      <w:r>
+        <w:rPr>
+          <w:b/>
+          <w:i w:val="0"/>
+        </w:rPr>
+        <w:t>Как проверить себя прямо в программе:</w:t>
+      </w:r>
+    </w:p>
+    <w:p>
+      <w:pPr>
+        <w:pStyle w:val="ListBullet"/>
+        <w:spacing w:after="40"/>
+      </w:pPr>
+      <w:r>
+        <w:t>Нажать «Сгенерировать» (например, 1000 контактов) — дерево появится справа.</w:t>
+      </w:r>
+    </w:p>
+    <w:p>
+      <w:pPr>
+        <w:pStyle w:val="ListBullet"/>
+        <w:spacing w:after="40"/>
+      </w:pPr>
+      <w:r>
+        <w:t>Ввести в поле «Префикс» буквы «ив» и посмотреть на дерево: останется только ветка этого префикса, а её буквы станут оранжевыми.</w:t>
+      </w:r>
+    </w:p>
+    <w:p>
+      <w:pPr>
+        <w:pStyle w:val="ListBullet"/>
+        <w:spacing w:after="40"/>
+      </w:pPr>
+      <w:r>
+        <w:t>Над деревом появится строка «Последняя операция: поиск: ив», а внизу — строка статистики: «Контактов: 1000 | узлов: … | в поддереве «ив»: …». Последнее число и есть ответ на вопрос «сколько контактов начинается с “ив”?».</w:t>
+      </w:r>
+    </w:p>
+    <w:tbl>
+      <w:tblPr>
+        <w:tblStyle w:val="TableGrid"/>
+        <w:tblW w:type="auto" w:w="0"/>
+        <w:tblLook w:firstColumn="1" w:firstRow="1" w:lastColumn="0" w:lastRow="0" w:noHBand="0" w:noVBand="1" w:val="04A0"/>
+      </w:tblPr>
+      <w:tblGrid>
+        <w:gridCol w:w="9355"/>
+      </w:tblGrid>
+      <w:tr>
+        <w:tc>
+          <w:tcPr>
+            <w:tcW w:type="dxa" w:w="9354"/>
+          </w:tcPr>
+          <w:p>
+            <w:pPr>
+              <w:shd w:val="clear" w:fill="FFF2CC"/>
+              <w:spacing w:after="40"/>
+            </w:pPr>
+            <w:r>
+              <w:rPr>
+                <w:b/>
+                <w:sz w:val="21"/>
+              </w:rPr>
+              <w:t>Важно знать</w:t>
+            </w:r>
+          </w:p>
+          <w:p>
+            <w:pPr>
+              <w:spacing w:after="40"/>
+              <w:ind w:left="227"/>
+            </w:pPr>
+            <w:r>
+              <w:rPr>
+                <w:sz w:val="21"/>
+              </w:rPr>
+              <w:t>• Если дерево нарисовано «как в учебнике» (корень сверху, ветви вниз) — это то же самое дерево, просто повернутое. Читать можно обоими способами: по линиям от корня к листьям.</w:t>
+            </w:r>
+          </w:p>
+        </w:tc>
+      </w:tr>
+    </w:tbl>
+    <w:p>
+      <w:pPr>
+        <w:spacing w:after="80"/>
+      </w:pPr>
+    </w:p>
+    <w:p>
+      <w:pPr>
         <w:pStyle w:val="Heading2"/>
       </w:pPr>
       <w:r>
-        <w:t>2.4. Зачем нужен счётчик в узле</w:t>
+        <w:t>2.4. Что хранится в одном узле</w:t>
+      </w:r>
+    </w:p>
+    <w:tbl>
+      <w:tblPr>
+        <w:tblStyle w:val="TableGrid"/>
+        <w:tblW w:type="auto" w:w="0"/>
+        <w:jc w:val="center"/>
+        <w:tblLook w:firstColumn="1" w:firstRow="1" w:lastColumn="0" w:lastRow="0" w:noHBand="0" w:noVBand="1" w:val="04A0"/>
+      </w:tblPr>
+      <w:tblGrid>
+        <w:gridCol w:w="4677"/>
+        <w:gridCol w:w="4677"/>
+      </w:tblGrid>
+      <w:tr>
+        <w:tc>
+          <w:tcPr>
+            <w:tcW w:type="dxa" w:w="2835"/>
+          </w:tcPr>
+          <w:p>
+            <w:pPr>
+              <w:spacing w:after="40"/>
+              <w:shd w:val="clear" w:fill="DEEAF6"/>
+            </w:pPr>
+            <w:r/>
+            <w:r>
+              <w:rPr>
+                <w:b/>
+                <w:sz w:val="21"/>
+              </w:rPr>
+              <w:t>Что в узле</w:t>
+            </w:r>
+          </w:p>
+        </w:tc>
+        <w:tc>
+          <w:tcPr>
+            <w:tcW w:type="dxa" w:w="6520"/>
+          </w:tcPr>
+          <w:p>
+            <w:pPr>
+              <w:spacing w:after="40"/>
+              <w:shd w:val="clear" w:fill="DEEAF6"/>
+            </w:pPr>
+            <w:r/>
+            <w:r>
+              <w:rPr>
+                <w:b/>
+                <w:sz w:val="21"/>
+              </w:rPr>
+              <w:t>Зачем это нужно</w:t>
+            </w:r>
+          </w:p>
+        </w:tc>
+      </w:tr>
+      <w:tr>
+        <w:tc>
+          <w:tcPr>
+            <w:tcW w:type="dxa" w:w="2835"/>
+          </w:tcPr>
+          <w:p>
+            <w:pPr>
+              <w:spacing w:after="40"/>
+            </w:pPr>
+            <w:r/>
+            <w:r>
+              <w:rPr>
+                <w:b w:val="0"/>
+                <w:sz w:val="21"/>
+              </w:rPr>
+              <w:t>Буква (symbol)</w:t>
+            </w:r>
+          </w:p>
+        </w:tc>
+        <w:tc>
+          <w:tcPr>
+            <w:tcW w:type="dxa" w:w="6520"/>
+          </w:tcPr>
+          <w:p>
+            <w:pPr>
+              <w:spacing w:after="40"/>
+            </w:pPr>
+            <w:r/>
+            <w:r>
+              <w:rPr>
+                <w:b w:val="0"/>
+                <w:sz w:val="21"/>
+              </w:rPr>
+              <w:t>по букве мы ищем нужного ребёнка</w:t>
+            </w:r>
+          </w:p>
+        </w:tc>
+      </w:tr>
+      <w:tr>
+        <w:tc>
+          <w:tcPr>
+            <w:tcW w:type="dxa" w:w="2835"/>
+          </w:tcPr>
+          <w:p>
+            <w:pPr>
+              <w:spacing w:after="40"/>
+            </w:pPr>
+            <w:r/>
+            <w:r>
+              <w:rPr>
+                <w:b w:val="0"/>
+                <w:sz w:val="21"/>
+              </w:rPr>
+              <w:t>Ссылка на родителя</w:t>
+            </w:r>
+          </w:p>
+        </w:tc>
+        <w:tc>
+          <w:tcPr>
+            <w:tcW w:type="dxa" w:w="6520"/>
+          </w:tcPr>
+          <w:p>
+            <w:pPr>
+              <w:spacing w:after="40"/>
+            </w:pPr>
+            <w:r/>
+            <w:r>
+              <w:rPr>
+                <w:b w:val="0"/>
+                <w:sz w:val="21"/>
+              </w:rPr>
+              <w:t>чтобы от узла подняться вверх при удалении</w:t>
+            </w:r>
+          </w:p>
+        </w:tc>
+      </w:tr>
+      <w:tr>
+        <w:tc>
+          <w:tcPr>
+            <w:tcW w:type="dxa" w:w="2835"/>
+          </w:tcPr>
+          <w:p>
+            <w:pPr>
+              <w:spacing w:after="40"/>
+            </w:pPr>
+            <w:r/>
+            <w:r>
+              <w:rPr>
+                <w:b w:val="0"/>
+                <w:sz w:val="21"/>
+              </w:rPr>
+              <w:t>Массив детей + их количество</w:t>
+            </w:r>
+          </w:p>
+        </w:tc>
+        <w:tc>
+          <w:tcPr>
+            <w:tcW w:type="dxa" w:w="6520"/>
+          </w:tcPr>
+          <w:p>
+            <w:pPr>
+              <w:spacing w:after="40"/>
+            </w:pPr>
+            <w:r/>
+            <w:r>
+              <w:rPr>
+                <w:b w:val="0"/>
+                <w:sz w:val="21"/>
+              </w:rPr>
+              <w:t>дети отсортированы по алфавиту, нужный ищется бинарным поиском</w:t>
+            </w:r>
+          </w:p>
+        </w:tc>
+      </w:tr>
+      <w:tr>
+        <w:tc>
+          <w:tcPr>
+            <w:tcW w:type="dxa" w:w="2835"/>
+          </w:tcPr>
+          <w:p>
+            <w:pPr>
+              <w:spacing w:after="40"/>
+            </w:pPr>
+            <w:r/>
+            <w:r>
+              <w:rPr>
+                <w:b w:val="0"/>
+                <w:sz w:val="21"/>
+              </w:rPr>
+              <w:t>Контакты в этом узле + их количество</w:t>
+            </w:r>
+          </w:p>
+        </w:tc>
+        <w:tc>
+          <w:tcPr>
+            <w:tcW w:type="dxa" w:w="6520"/>
+          </w:tcPr>
+          <w:p>
+            <w:pPr>
+              <w:spacing w:after="40"/>
+            </w:pPr>
+            <w:r/>
+            <w:r>
+              <w:rPr>
+                <w:b w:val="0"/>
+                <w:sz w:val="21"/>
+              </w:rPr>
+              <w:t>имена могут совпадать: в одном узле может быть несколько контактов</w:t>
+            </w:r>
+          </w:p>
+        </w:tc>
+      </w:tr>
+      <w:tr>
+        <w:tc>
+          <w:tcPr>
+            <w:tcW w:type="dxa" w:w="2835"/>
+          </w:tcPr>
+          <w:p>
+            <w:pPr>
+              <w:spacing w:after="40"/>
+            </w:pPr>
+            <w:r/>
+            <w:r>
+              <w:rPr>
+                <w:b w:val="0"/>
+                <w:sz w:val="21"/>
+              </w:rPr>
+              <w:t>Счётчик контактов в поддереве</w:t>
+            </w:r>
+          </w:p>
+        </w:tc>
+        <w:tc>
+          <w:tcPr>
+            <w:tcW w:type="dxa" w:w="6520"/>
+          </w:tcPr>
+          <w:p>
+            <w:pPr>
+              <w:spacing w:after="40"/>
+            </w:pPr>
+            <w:r/>
+            <w:r>
+              <w:rPr>
+                <w:b w:val="0"/>
+                <w:sz w:val="21"/>
+              </w:rPr>
+              <w:t>мгновенно ответить на вопрос «сколько контактов начинается с “ма”?»</w:t>
+            </w:r>
+          </w:p>
+        </w:tc>
+      </w:tr>
+      <w:tr>
+        <w:tc>
+          <w:tcPr>
+            <w:tcW w:type="dxa" w:w="2835"/>
+          </w:tcPr>
+          <w:p>
+            <w:pPr>
+              <w:spacing w:after="40"/>
+            </w:pPr>
+            <w:r/>
+            <w:r>
+              <w:rPr>
+                <w:b w:val="0"/>
+                <w:sz w:val="21"/>
+              </w:rPr>
+              <w:t>Глубина (depth)</w:t>
+            </w:r>
+          </w:p>
+        </w:tc>
+        <w:tc>
+          <w:tcPr>
+            <w:tcW w:type="dxa" w:w="6520"/>
+          </w:tcPr>
+          <w:p>
+            <w:pPr>
+              <w:spacing w:after="40"/>
+            </w:pPr>
+            <w:r/>
+            <w:r>
+              <w:rPr>
+                <w:b w:val="0"/>
+                <w:sz w:val="21"/>
+              </w:rPr>
+              <w:t>для рисования дерева и для проверки в тестах</w:t>
+            </w:r>
+          </w:p>
+        </w:tc>
+      </w:tr>
+    </w:tbl>
+    <w:p>
+      <w:pPr>
+        <w:spacing w:after="80"/>
+      </w:pPr>
+    </w:p>
+    <w:p>
+      <w:pPr>
+        <w:pStyle w:val="Heading2"/>
+      </w:pPr>
+      <w:r>
+        <w:t>2.5. Зачем нужен счётчик в узле</w:t>
       </w:r>
     </w:p>
     <w:p>
@@ -1023,7 +1690,7 @@
         <w:pStyle w:val="Heading2"/>
       </w:pPr>
       <w:r>
-        <w:t>2.5. Почему дети хранятся в массиве, а не в обычном списке</w:t>
+        <w:t>2.6. Почему дети хранятся в массиве, а не в обычном списке</w:t>
       </w:r>
     </w:p>
     <w:p>
@@ -1347,7 +2014,7 @@
                 <w:b w:val="0"/>
                 <w:sz w:val="21"/>
               </w:rPr>
-              <w:t>Trie.lastTrace() + lastOperation(), жёлтая заливка узлов</w:t>
+              <w:t>Trie.lastTrace() + lastOperation(), оранжевая заливка узлов</w:t>
             </w:r>
           </w:p>
         </w:tc>
@@ -2552,6 +3219,543 @@
     </w:p>
     <w:p>
       <w:pPr>
+        <w:pStyle w:val="Heading3"/>
+      </w:pPr>
+      <w:r>
+        <w:t>5.1.1. Как это выглядит на трёх добавлениях</w:t>
+      </w:r>
+    </w:p>
+    <w:p>
+      <w:pPr>
+        <w:spacing w:after="120"/>
+      </w:pPr>
+      <w:r>
+        <w:rPr>
+          <w:b w:val="0"/>
+          <w:i w:val="0"/>
+        </w:rPr>
+        <w:t>Схемы ниже — в том же виде, в каком дерево рисует программа. Для краткости показаны только имена; настоящий ключ — полное имя «Имя Фамилия», буквы фамилии просто продолжают тот же путь.</w:t>
+      </w:r>
+    </w:p>
+    <w:p>
+      <w:pPr>
+        <w:spacing w:after="120"/>
+      </w:pPr>
+      <w:r>
+        <w:rPr>
+          <w:b w:val="0"/>
+          <w:i w:val="0"/>
+        </w:rPr>
+        <w:t>Шаг 1. Добавили «Мария Иванова». Букв м, а, р, и, я в дереве ещё не было — создаём всю цепочку новых узлов. Счётчик каждого созданного узла = 1.</w:t>
+      </w:r>
+    </w:p>
+    <w:p>
+      <w:pPr>
+        <w:spacing w:after="0" w:before="0"/>
+        <w:ind w:left="227"/>
+        <w:shd w:val="clear" w:fill="F4F4F4"/>
+        <w:pBdr>
+          <w:top w:val="single" w:sz="6" w:space="6" w:color="BFBFBF"/>
+          <w:left w:val="single" w:sz="6" w:space="6" w:color="BFBFBF"/>
+          <w:bottom w:val="single" w:sz="6" w:space="6" w:color="BFBFBF"/>
+          <w:right w:val="single" w:sz="6" w:space="6" w:color="BFBFBF"/>
+        </w:pBdr>
+      </w:pPr>
+      <w:r>
+        <w:rPr>
+          <w:rFonts w:ascii="Consolas" w:hAnsi="Consolas"/>
+          <w:sz w:val="19"/>
+        </w:rPr>
+        <w:t>root (1)</w:t>
+      </w:r>
+    </w:p>
+    <w:p>
+      <w:pPr>
+        <w:spacing w:after="0" w:before="0"/>
+        <w:ind w:left="227"/>
+        <w:shd w:val="clear" w:fill="F4F4F4"/>
+        <w:pBdr>
+          <w:top w:val="single" w:sz="6" w:space="6" w:color="BFBFBF"/>
+          <w:left w:val="single" w:sz="6" w:space="6" w:color="BFBFBF"/>
+          <w:bottom w:val="single" w:sz="6" w:space="6" w:color="BFBFBF"/>
+          <w:right w:val="single" w:sz="6" w:space="6" w:color="BFBFBF"/>
+        </w:pBdr>
+      </w:pPr>
+      <w:r>
+        <w:rPr>
+          <w:rFonts w:ascii="Consolas" w:hAnsi="Consolas"/>
+          <w:sz w:val="19"/>
+        </w:rPr>
+        <w:t>└── м (1)</w:t>
+      </w:r>
+    </w:p>
+    <w:p>
+      <w:pPr>
+        <w:spacing w:after="0" w:before="0"/>
+        <w:ind w:left="227"/>
+        <w:shd w:val="clear" w:fill="F4F4F4"/>
+        <w:pBdr>
+          <w:top w:val="single" w:sz="6" w:space="6" w:color="BFBFBF"/>
+          <w:left w:val="single" w:sz="6" w:space="6" w:color="BFBFBF"/>
+          <w:bottom w:val="single" w:sz="6" w:space="6" w:color="BFBFBF"/>
+          <w:right w:val="single" w:sz="6" w:space="6" w:color="BFBFBF"/>
+        </w:pBdr>
+      </w:pPr>
+      <w:r>
+        <w:rPr>
+          <w:rFonts w:ascii="Consolas" w:hAnsi="Consolas"/>
+          <w:sz w:val="19"/>
+        </w:rPr>
+        <w:t xml:space="preserve">    └── а (1)</w:t>
+      </w:r>
+    </w:p>
+    <w:p>
+      <w:pPr>
+        <w:spacing w:after="0" w:before="0"/>
+        <w:ind w:left="227"/>
+        <w:shd w:val="clear" w:fill="F4F4F4"/>
+        <w:pBdr>
+          <w:top w:val="single" w:sz="6" w:space="6" w:color="BFBFBF"/>
+          <w:left w:val="single" w:sz="6" w:space="6" w:color="BFBFBF"/>
+          <w:bottom w:val="single" w:sz="6" w:space="6" w:color="BFBFBF"/>
+          <w:right w:val="single" w:sz="6" w:space="6" w:color="BFBFBF"/>
+        </w:pBdr>
+      </w:pPr>
+      <w:r>
+        <w:rPr>
+          <w:rFonts w:ascii="Consolas" w:hAnsi="Consolas"/>
+          <w:sz w:val="19"/>
+        </w:rPr>
+        <w:t xml:space="preserve">        └── р (1)</w:t>
+      </w:r>
+    </w:p>
+    <w:p>
+      <w:pPr>
+        <w:spacing w:after="0" w:before="0"/>
+        <w:ind w:left="227"/>
+        <w:shd w:val="clear" w:fill="F4F4F4"/>
+        <w:pBdr>
+          <w:top w:val="single" w:sz="6" w:space="6" w:color="BFBFBF"/>
+          <w:left w:val="single" w:sz="6" w:space="6" w:color="BFBFBF"/>
+          <w:bottom w:val="single" w:sz="6" w:space="6" w:color="BFBFBF"/>
+          <w:right w:val="single" w:sz="6" w:space="6" w:color="BFBFBF"/>
+        </w:pBdr>
+      </w:pPr>
+      <w:r>
+        <w:rPr>
+          <w:rFonts w:ascii="Consolas" w:hAnsi="Consolas"/>
+          <w:sz w:val="19"/>
+        </w:rPr>
+        <w:t xml:space="preserve">            └── и (1)</w:t>
+      </w:r>
+    </w:p>
+    <w:p>
+      <w:pPr>
+        <w:spacing w:after="0" w:before="0"/>
+        <w:ind w:left="227"/>
+        <w:shd w:val="clear" w:fill="F4F4F4"/>
+        <w:pBdr>
+          <w:top w:val="single" w:sz="6" w:space="6" w:color="BFBFBF"/>
+          <w:left w:val="single" w:sz="6" w:space="6" w:color="BFBFBF"/>
+          <w:bottom w:val="single" w:sz="6" w:space="6" w:color="BFBFBF"/>
+          <w:right w:val="single" w:sz="6" w:space="6" w:color="BFBFBF"/>
+        </w:pBdr>
+      </w:pPr>
+      <w:r>
+        <w:rPr>
+          <w:rFonts w:ascii="Consolas" w:hAnsi="Consolas"/>
+          <w:sz w:val="19"/>
+        </w:rPr>
+        <w:t xml:space="preserve">                └── я (1)   ← жёлтый: конец имени, здесь контакт</w:t>
+      </w:r>
+    </w:p>
+    <w:p>
+      <w:pPr>
+        <w:spacing w:after="80"/>
+      </w:pPr>
+    </w:p>
+    <w:p>
+      <w:pPr>
+        <w:spacing w:after="120"/>
+      </w:pPr>
+      <w:r>
+        <w:rPr>
+          <w:b w:val="0"/>
+          <w:i w:val="0"/>
+        </w:rPr>
+        <w:t>Шаг 2. Добавили «Марина Иванова». Узлы м → а → р → и уже существуют, поэтому заново они не создаются — программа проходит по ним и увеличивает их счётчики. Новые узлы появляются только на новом продолжении: н → а. Узел «и» стал жёлтым: раньше имя в нём не заканчивалось, теперь здесь есть контакт.</w:t>
+      </w:r>
+    </w:p>
+    <w:p>
+      <w:pPr>
+        <w:spacing w:after="0" w:before="0"/>
+        <w:ind w:left="227"/>
+        <w:shd w:val="clear" w:fill="F4F4F4"/>
+        <w:pBdr>
+          <w:top w:val="single" w:sz="6" w:space="6" w:color="BFBFBF"/>
+          <w:left w:val="single" w:sz="6" w:space="6" w:color="BFBFBF"/>
+          <w:bottom w:val="single" w:sz="6" w:space="6" w:color="BFBFBF"/>
+          <w:right w:val="single" w:sz="6" w:space="6" w:color="BFBFBF"/>
+        </w:pBdr>
+      </w:pPr>
+      <w:r>
+        <w:rPr>
+          <w:rFonts w:ascii="Consolas" w:hAnsi="Consolas"/>
+          <w:sz w:val="19"/>
+        </w:rPr>
+        <w:t>root (2)</w:t>
+      </w:r>
+    </w:p>
+    <w:p>
+      <w:pPr>
+        <w:spacing w:after="0" w:before="0"/>
+        <w:ind w:left="227"/>
+        <w:shd w:val="clear" w:fill="F4F4F4"/>
+        <w:pBdr>
+          <w:top w:val="single" w:sz="6" w:space="6" w:color="BFBFBF"/>
+          <w:left w:val="single" w:sz="6" w:space="6" w:color="BFBFBF"/>
+          <w:bottom w:val="single" w:sz="6" w:space="6" w:color="BFBFBF"/>
+          <w:right w:val="single" w:sz="6" w:space="6" w:color="BFBFBF"/>
+        </w:pBdr>
+      </w:pPr>
+      <w:r>
+        <w:rPr>
+          <w:rFonts w:ascii="Consolas" w:hAnsi="Consolas"/>
+          <w:sz w:val="19"/>
+        </w:rPr>
+        <w:t>└── м (2)</w:t>
+      </w:r>
+    </w:p>
+    <w:p>
+      <w:pPr>
+        <w:spacing w:after="0" w:before="0"/>
+        <w:ind w:left="227"/>
+        <w:shd w:val="clear" w:fill="F4F4F4"/>
+        <w:pBdr>
+          <w:top w:val="single" w:sz="6" w:space="6" w:color="BFBFBF"/>
+          <w:left w:val="single" w:sz="6" w:space="6" w:color="BFBFBF"/>
+          <w:bottom w:val="single" w:sz="6" w:space="6" w:color="BFBFBF"/>
+          <w:right w:val="single" w:sz="6" w:space="6" w:color="BFBFBF"/>
+        </w:pBdr>
+      </w:pPr>
+      <w:r>
+        <w:rPr>
+          <w:rFonts w:ascii="Consolas" w:hAnsi="Consolas"/>
+          <w:sz w:val="19"/>
+        </w:rPr>
+        <w:t xml:space="preserve">    └── а (2)</w:t>
+      </w:r>
+    </w:p>
+    <w:p>
+      <w:pPr>
+        <w:spacing w:after="0" w:before="0"/>
+        <w:ind w:left="227"/>
+        <w:shd w:val="clear" w:fill="F4F4F4"/>
+        <w:pBdr>
+          <w:top w:val="single" w:sz="6" w:space="6" w:color="BFBFBF"/>
+          <w:left w:val="single" w:sz="6" w:space="6" w:color="BFBFBF"/>
+          <w:bottom w:val="single" w:sz="6" w:space="6" w:color="BFBFBF"/>
+          <w:right w:val="single" w:sz="6" w:space="6" w:color="BFBFBF"/>
+        </w:pBdr>
+      </w:pPr>
+      <w:r>
+        <w:rPr>
+          <w:rFonts w:ascii="Consolas" w:hAnsi="Consolas"/>
+          <w:sz w:val="19"/>
+        </w:rPr>
+        <w:t xml:space="preserve">        └── р (2)</w:t>
+      </w:r>
+    </w:p>
+    <w:p>
+      <w:pPr>
+        <w:spacing w:after="0" w:before="0"/>
+        <w:ind w:left="227"/>
+        <w:shd w:val="clear" w:fill="F4F4F4"/>
+        <w:pBdr>
+          <w:top w:val="single" w:sz="6" w:space="6" w:color="BFBFBF"/>
+          <w:left w:val="single" w:sz="6" w:space="6" w:color="BFBFBF"/>
+          <w:bottom w:val="single" w:sz="6" w:space="6" w:color="BFBFBF"/>
+          <w:right w:val="single" w:sz="6" w:space="6" w:color="BFBFBF"/>
+        </w:pBdr>
+      </w:pPr>
+      <w:r>
+        <w:rPr>
+          <w:rFonts w:ascii="Consolas" w:hAnsi="Consolas"/>
+          <w:sz w:val="19"/>
+        </w:rPr>
+        <w:t xml:space="preserve">            └── и (2)   ← жёлтый: тут контакт, раньше был серый</w:t>
+      </w:r>
+    </w:p>
+    <w:p>
+      <w:pPr>
+        <w:spacing w:after="0" w:before="0"/>
+        <w:ind w:left="227"/>
+        <w:shd w:val="clear" w:fill="F4F4F4"/>
+        <w:pBdr>
+          <w:top w:val="single" w:sz="6" w:space="6" w:color="BFBFBF"/>
+          <w:left w:val="single" w:sz="6" w:space="6" w:color="BFBFBF"/>
+          <w:bottom w:val="single" w:sz="6" w:space="6" w:color="BFBFBF"/>
+          <w:right w:val="single" w:sz="6" w:space="6" w:color="BFBFBF"/>
+        </w:pBdr>
+      </w:pPr>
+      <w:r>
+        <w:rPr>
+          <w:rFonts w:ascii="Consolas" w:hAnsi="Consolas"/>
+          <w:sz w:val="19"/>
+        </w:rPr>
+        <w:t xml:space="preserve">                └── н (1)</w:t>
+      </w:r>
+    </w:p>
+    <w:p>
+      <w:pPr>
+        <w:spacing w:after="0" w:before="0"/>
+        <w:ind w:left="227"/>
+        <w:shd w:val="clear" w:fill="F4F4F4"/>
+        <w:pBdr>
+          <w:top w:val="single" w:sz="6" w:space="6" w:color="BFBFBF"/>
+          <w:left w:val="single" w:sz="6" w:space="6" w:color="BFBFBF"/>
+          <w:bottom w:val="single" w:sz="6" w:space="6" w:color="BFBFBF"/>
+          <w:right w:val="single" w:sz="6" w:space="6" w:color="BFBFBF"/>
+        </w:pBdr>
+      </w:pPr>
+      <w:r>
+        <w:rPr>
+          <w:rFonts w:ascii="Consolas" w:hAnsi="Consolas"/>
+          <w:sz w:val="19"/>
+        </w:rPr>
+        <w:t xml:space="preserve">                    └── а (1)   ← жёлтый: контакт</w:t>
+      </w:r>
+    </w:p>
+    <w:p>
+      <w:pPr>
+        <w:spacing w:after="80"/>
+      </w:pPr>
+    </w:p>
+    <w:p>
+      <w:pPr>
+        <w:spacing w:after="120"/>
+      </w:pPr>
+      <w:r>
+        <w:rPr>
+          <w:b w:val="0"/>
+          <w:i w:val="0"/>
+        </w:rPr>
+        <w:t>Шаг 3. Добавили «Пётр Кузнецов». Такой ветки не было — от корня появляется новая цепочка букв, и её счётчики начинаются с 1. Ветка с именами на «м» не изменилась.</w:t>
+      </w:r>
+    </w:p>
+    <w:p>
+      <w:pPr>
+        <w:spacing w:after="0" w:before="0"/>
+        <w:ind w:left="227"/>
+        <w:shd w:val="clear" w:fill="F4F4F4"/>
+        <w:pBdr>
+          <w:top w:val="single" w:sz="6" w:space="6" w:color="BFBFBF"/>
+          <w:left w:val="single" w:sz="6" w:space="6" w:color="BFBFBF"/>
+          <w:bottom w:val="single" w:sz="6" w:space="6" w:color="BFBFBF"/>
+          <w:right w:val="single" w:sz="6" w:space="6" w:color="BFBFBF"/>
+        </w:pBdr>
+      </w:pPr>
+      <w:r>
+        <w:rPr>
+          <w:rFonts w:ascii="Consolas" w:hAnsi="Consolas"/>
+          <w:sz w:val="19"/>
+        </w:rPr>
+        <w:t>root (3)</w:t>
+      </w:r>
+    </w:p>
+    <w:p>
+      <w:pPr>
+        <w:spacing w:after="0" w:before="0"/>
+        <w:ind w:left="227"/>
+        <w:shd w:val="clear" w:fill="F4F4F4"/>
+        <w:pBdr>
+          <w:top w:val="single" w:sz="6" w:space="6" w:color="BFBFBF"/>
+          <w:left w:val="single" w:sz="6" w:space="6" w:color="BFBFBF"/>
+          <w:bottom w:val="single" w:sz="6" w:space="6" w:color="BFBFBF"/>
+          <w:right w:val="single" w:sz="6" w:space="6" w:color="BFBFBF"/>
+        </w:pBdr>
+      </w:pPr>
+      <w:r>
+        <w:rPr>
+          <w:rFonts w:ascii="Consolas" w:hAnsi="Consolas"/>
+          <w:sz w:val="19"/>
+        </w:rPr>
+        <w:t>├── м (2)   ← не изменилась</w:t>
+      </w:r>
+    </w:p>
+    <w:p>
+      <w:pPr>
+        <w:spacing w:after="0" w:before="0"/>
+        <w:ind w:left="227"/>
+        <w:shd w:val="clear" w:fill="F4F4F4"/>
+        <w:pBdr>
+          <w:top w:val="single" w:sz="6" w:space="6" w:color="BFBFBF"/>
+          <w:left w:val="single" w:sz="6" w:space="6" w:color="BFBFBF"/>
+          <w:bottom w:val="single" w:sz="6" w:space="6" w:color="BFBFBF"/>
+          <w:right w:val="single" w:sz="6" w:space="6" w:color="BFBFBF"/>
+        </w:pBdr>
+      </w:pPr>
+      <w:r>
+        <w:rPr>
+          <w:rFonts w:ascii="Consolas" w:hAnsi="Consolas"/>
+          <w:sz w:val="19"/>
+        </w:rPr>
+        <w:t>└── п (1)</w:t>
+      </w:r>
+    </w:p>
+    <w:p>
+      <w:pPr>
+        <w:spacing w:after="0" w:before="0"/>
+        <w:ind w:left="227"/>
+        <w:shd w:val="clear" w:fill="F4F4F4"/>
+        <w:pBdr>
+          <w:top w:val="single" w:sz="6" w:space="6" w:color="BFBFBF"/>
+          <w:left w:val="single" w:sz="6" w:space="6" w:color="BFBFBF"/>
+          <w:bottom w:val="single" w:sz="6" w:space="6" w:color="BFBFBF"/>
+          <w:right w:val="single" w:sz="6" w:space="6" w:color="BFBFBF"/>
+        </w:pBdr>
+      </w:pPr>
+      <w:r>
+        <w:rPr>
+          <w:rFonts w:ascii="Consolas" w:hAnsi="Consolas"/>
+          <w:sz w:val="19"/>
+        </w:rPr>
+        <w:t xml:space="preserve">    └── ё (1)</w:t>
+      </w:r>
+    </w:p>
+    <w:p>
+      <w:pPr>
+        <w:spacing w:after="0" w:before="0"/>
+        <w:ind w:left="227"/>
+        <w:shd w:val="clear" w:fill="F4F4F4"/>
+        <w:pBdr>
+          <w:top w:val="single" w:sz="6" w:space="6" w:color="BFBFBF"/>
+          <w:left w:val="single" w:sz="6" w:space="6" w:color="BFBFBF"/>
+          <w:bottom w:val="single" w:sz="6" w:space="6" w:color="BFBFBF"/>
+          <w:right w:val="single" w:sz="6" w:space="6" w:color="BFBFBF"/>
+        </w:pBdr>
+      </w:pPr>
+      <w:r>
+        <w:rPr>
+          <w:rFonts w:ascii="Consolas" w:hAnsi="Consolas"/>
+          <w:sz w:val="19"/>
+        </w:rPr>
+        <w:t xml:space="preserve">        └── т (1)</w:t>
+      </w:r>
+    </w:p>
+    <w:p>
+      <w:pPr>
+        <w:spacing w:after="0" w:before="0"/>
+        <w:ind w:left="227"/>
+        <w:shd w:val="clear" w:fill="F4F4F4"/>
+        <w:pBdr>
+          <w:top w:val="single" w:sz="6" w:space="6" w:color="BFBFBF"/>
+          <w:left w:val="single" w:sz="6" w:space="6" w:color="BFBFBF"/>
+          <w:bottom w:val="single" w:sz="6" w:space="6" w:color="BFBFBF"/>
+          <w:right w:val="single" w:sz="6" w:space="6" w:color="BFBFBF"/>
+        </w:pBdr>
+      </w:pPr>
+      <w:r>
+        <w:rPr>
+          <w:rFonts w:ascii="Consolas" w:hAnsi="Consolas"/>
+          <w:sz w:val="19"/>
+        </w:rPr>
+        <w:t xml:space="preserve">            └── р (1)</w:t>
+      </w:r>
+    </w:p>
+    <w:p>
+      <w:pPr>
+        <w:spacing w:after="0" w:before="0"/>
+        <w:ind w:left="227"/>
+        <w:shd w:val="clear" w:fill="F4F4F4"/>
+        <w:pBdr>
+          <w:top w:val="single" w:sz="6" w:space="6" w:color="BFBFBF"/>
+          <w:left w:val="single" w:sz="6" w:space="6" w:color="BFBFBF"/>
+          <w:bottom w:val="single" w:sz="6" w:space="6" w:color="BFBFBF"/>
+          <w:right w:val="single" w:sz="6" w:space="6" w:color="BFBFBF"/>
+        </w:pBdr>
+      </w:pPr>
+      <w:r>
+        <w:rPr>
+          <w:rFonts w:ascii="Consolas" w:hAnsi="Consolas"/>
+          <w:sz w:val="19"/>
+        </w:rPr>
+        <w:t xml:space="preserve">                └── …   ← дальше буквы фамилии, каждый раз новый узел</w:t>
+      </w:r>
+    </w:p>
+    <w:p>
+      <w:pPr>
+        <w:spacing w:after="80"/>
+      </w:pPr>
+    </w:p>
+    <w:p>
+      <w:pPr>
+        <w:spacing w:after="120"/>
+      </w:pPr>
+      <w:r>
+        <w:rPr>
+          <w:b/>
+          <w:i w:val="0"/>
+        </w:rPr>
+        <w:t xml:space="preserve">Что видно в программе: </w:t>
+      </w:r>
+      <w:r>
+        <w:rPr>
+          <w:b w:val="0"/>
+          <w:i w:val="0"/>
+        </w:rPr>
+        <w:t>сразу после нажатия «Добавить» новая цепочка букв и весь путь к ней окрашиваются в оранжевый. Это буквальное подтверждение того, что программа прошла ровно тот путь, который описан в псевдокоде выше: по уже существующим узлам и по вновь созданным.</w:t>
+      </w:r>
+    </w:p>
+    <w:tbl>
+      <w:tblPr>
+        <w:tblStyle w:val="TableGrid"/>
+        <w:tblW w:type="auto" w:w="0"/>
+        <w:tblLook w:firstColumn="1" w:firstRow="1" w:lastColumn="0" w:lastRow="0" w:noHBand="0" w:noVBand="1" w:val="04A0"/>
+      </w:tblPr>
+      <w:tblGrid>
+        <w:gridCol w:w="9355"/>
+      </w:tblGrid>
+      <w:tr>
+        <w:tc>
+          <w:tcPr>
+            <w:tcW w:type="dxa" w:w="9354"/>
+          </w:tcPr>
+          <w:p>
+            <w:pPr>
+              <w:shd w:val="clear" w:fill="FFF2CC"/>
+              <w:spacing w:after="40"/>
+            </w:pPr>
+            <w:r>
+              <w:rPr>
+                <w:b/>
+                <w:sz w:val="21"/>
+              </w:rPr>
+              <w:t>Важно знать</w:t>
+            </w:r>
+          </w:p>
+          <w:p>
+            <w:pPr>
+              <w:spacing w:after="40"/>
+              <w:ind w:left="227"/>
+            </w:pPr>
+            <w:r>
+              <w:rPr>
+                <w:sz w:val="21"/>
+              </w:rPr>
+              <w:t>• Схемы показывают только буквы имён. В реальной программе ключ — полное имя («Имя Фамилия»), поэтому цепочка букв длиннее: после имени идут пробел и буквы фамилии. Схема из раздела 2.3 короче только для наглядности.</w:t>
+            </w:r>
+          </w:p>
+        </w:tc>
+      </w:tr>
+    </w:tbl>
+    <w:p>
+      <w:pPr>
+        <w:spacing w:after="80"/>
+      </w:pPr>
+    </w:p>
+    <w:p>
+      <w:pPr>
         <w:pStyle w:val="Heading2"/>
       </w:pPr>
       <w:r>
@@ -3661,7 +4865,7 @@
                 <w:b w:val="0"/>
                 <w:sz w:val="21"/>
               </w:rPr>
-              <w:t>Ввожу в поле справа префикс «ив» и нажимаю «Найти»</w:t>
+              <w:t>Нажимаю «Добавить» и ввожу имя «Иван Иванович»</w:t>
             </w:r>
           </w:p>
         </w:tc>
@@ -3679,7 +4883,7 @@
                 <w:b w:val="0"/>
                 <w:sz w:val="21"/>
               </w:rPr>
-              <w:t>«Дерево подсвечивает жёлтым только те узлы, по которым прошла операция, и показывает число контактов в поддереве.»</w:t>
+              <w:t>«Вот что происходит при добавлении: программа идёт от корня по буквам, создаёт новые узлы и красит в оранжевый весь путь, по которому прошла. Так видно, что уже существующие буквы переиспользуются, а новые создаются.»</w:t>
             </w:r>
           </w:p>
         </w:tc>
@@ -3717,7 +4921,7 @@
                 <w:b w:val="0"/>
                 <w:sz w:val="21"/>
               </w:rPr>
-              <w:t>Смотрю подсказки в списке</w:t>
+              <w:t>Ввожу в поле справа префикс «ив» и нажимаю «Найти»</w:t>
             </w:r>
           </w:p>
         </w:tc>
@@ -3735,7 +4939,7 @@
                 <w:b w:val="0"/>
                 <w:sz w:val="21"/>
               </w:rPr>
-              <w:t>«Это автодополнение: все имена, которые начинаются с “ив”, в алфавитном порядке, ограничены по количеству.»</w:t>
+              <w:t>«Оранжевым подсвечены только те узлы, по которым прошла операция, а в строке статистики видно, сколько контактов в этом поддереве.»</w:t>
             </w:r>
           </w:p>
         </w:tc>
@@ -3773,7 +4977,7 @@
                 <w:b w:val="0"/>
                 <w:sz w:val="21"/>
               </w:rPr>
-              <w:t>Выбираю аварийный контакт, нажимаю «Изменить»</w:t>
+              <w:t>Смотрю подсказки в списке</w:t>
             </w:r>
           </w:p>
         </w:tc>
@@ -3791,7 +4995,7 @@
                 <w:b w:val="0"/>
                 <w:sz w:val="21"/>
               </w:rPr>
-              <w:t>«Кнопка “Изменить” доступна только для редактируемых типов: аварийный контакт создаётся только из файла, поэтому он защищён.»</w:t>
+              <w:t>«Это автодополнение: все имена, которые начинаются с “ив”, в алфавитном порядке, ограничены по количеству.»</w:t>
             </w:r>
           </w:p>
         </w:tc>
@@ -3829,7 +5033,7 @@
                 <w:b w:val="0"/>
                 <w:sz w:val="21"/>
               </w:rPr>
-              <w:t>Нажимаю «Загрузить CSV», выбираю data/contacts-large.csv</w:t>
+              <w:t>Выбираю аварийный контакт, нажимаю «Изменить»</w:t>
             </w:r>
           </w:p>
         </w:tc>
@@ -3847,7 +5051,7 @@
                 <w:b w:val="0"/>
                 <w:sz w:val="21"/>
               </w:rPr>
-              <w:t>«В файле 10 тысяч контактов и 8 заведомо битых строк. Прогресс идёт, битые строки пропускаются, приложение показывает, сколько их было.»</w:t>
+              <w:t>«Кнопка “Изменить” доступна только для редактируемых типов: аварийный контакт создаётся только из файла, поэтому он защищён.»</w:t>
             </w:r>
           </w:p>
         </w:tc>
@@ -3885,7 +5089,7 @@
                 <w:b w:val="0"/>
                 <w:sz w:val="21"/>
               </w:rPr>
-              <w:t>Показываю консоль с командой gradlew.bat benchmark</w:t>
+              <w:t>Нажимаю «Загрузить CSV», выбираю data/contacts-large.csv</w:t>
             </w:r>
           </w:p>
         </w:tc>
@@ -3903,7 +5107,7 @@
                 <w:b w:val="0"/>
                 <w:sz w:val="21"/>
               </w:rPr>
-              <w:t>«Я сравнил своё дерево с TreeMap из стандартной библиотеки на одинаковых данных: своё дерево выигрывает на префиксных запросах, но проигрывает на вставке и точных поисках.»</w:t>
+              <w:t>«В файле 10 тысяч контактов и 8 заведомо битых строк. Прогресс идёт, битые строки пропускаются, приложение показывает, сколько их было.»</w:t>
             </w:r>
           </w:p>
         </w:tc>
@@ -3924,6 +5128,62 @@
                 <w:sz w:val="21"/>
               </w:rPr>
               <w:t>8</w:t>
+            </w:r>
+          </w:p>
+        </w:tc>
+        <w:tc>
+          <w:tcPr>
+            <w:tcW w:type="dxa" w:w="3572"/>
+          </w:tcPr>
+          <w:p>
+            <w:pPr>
+              <w:spacing w:after="40"/>
+            </w:pPr>
+            <w:r/>
+            <w:r>
+              <w:rPr>
+                <w:b w:val="0"/>
+                <w:sz w:val="21"/>
+              </w:rPr>
+              <w:t>Показываю консоль с командой gradlew.bat benchmark</w:t>
+            </w:r>
+          </w:p>
+        </w:tc>
+        <w:tc>
+          <w:tcPr>
+            <w:tcW w:type="dxa" w:w="5102"/>
+          </w:tcPr>
+          <w:p>
+            <w:pPr>
+              <w:spacing w:after="40"/>
+            </w:pPr>
+            <w:r/>
+            <w:r>
+              <w:rPr>
+                <w:b w:val="0"/>
+                <w:sz w:val="21"/>
+              </w:rPr>
+              <w:t>«Я сравнил своё дерево с TreeMap из стандартной библиотеки на одинаковых данных: своё дерево выигрывает на префиксных запросах, но проигрывает на вставке и точных поисках.»</w:t>
+            </w:r>
+          </w:p>
+        </w:tc>
+      </w:tr>
+      <w:tr>
+        <w:tc>
+          <w:tcPr>
+            <w:tcW w:type="dxa" w:w="680"/>
+          </w:tcPr>
+          <w:p>
+            <w:pPr>
+              <w:spacing w:after="40"/>
+            </w:pPr>
+            <w:r/>
+            <w:r>
+              <w:rPr>
+                <w:b w:val="0"/>
+                <w:sz w:val="21"/>
+              </w:rPr>
+              <w:t>9</w:t>
             </w:r>
           </w:p>
         </w:tc>
@@ -7095,6 +8355,120 @@
                 <w:sz w:val="21"/>
               </w:rPr>
               <w:t>Задание требует реализовать структуру данных самостоятельно, и это даёт понимание, как устроены структуры изнутри. Плюс TreeMap не умеет отдать ветку по префиксу за один обход и показать путь операции для визуализации.</w:t>
+            </w:r>
+          </w:p>
+        </w:tc>
+      </w:tr>
+      <w:tr>
+        <w:tc>
+          <w:tcPr>
+            <w:tcW w:type="dxa" w:w="2835"/>
+          </w:tcPr>
+          <w:p>
+            <w:pPr>
+              <w:spacing w:after="40"/>
+            </w:pPr>
+            <w:r/>
+            <w:r>
+              <w:rPr>
+                <w:b w:val="0"/>
+                <w:sz w:val="21"/>
+              </w:rPr>
+              <w:t>Как читать дерево, нарисованное на экране?</w:t>
+            </w:r>
+          </w:p>
+        </w:tc>
+        <w:tc>
+          <w:tcPr>
+            <w:tcW w:type="dxa" w:w="6520"/>
+          </w:tcPr>
+          <w:p>
+            <w:pPr>
+              <w:spacing w:after="40"/>
+            </w:pPr>
+            <w:r/>
+            <w:r>
+              <w:rPr>
+                <w:b w:val="0"/>
+                <w:sz w:val="21"/>
+              </w:rPr>
+              <w:t>Кружок — это одна буква, линия — «имя здесь продолжается этой буквой». Начинаю с root, иду по линиям вправо-вниз и читаю буквы: сколько прочитал — столько букв в имени. Дошёл до буквы без продолжения — имя закончилось, там контакт. Ниже на экране значит больше букв, а слева направо дети идут по алфавиту.</w:t>
+            </w:r>
+          </w:p>
+        </w:tc>
+      </w:tr>
+      <w:tr>
+        <w:tc>
+          <w:tcPr>
+            <w:tcW w:type="dxa" w:w="2835"/>
+          </w:tcPr>
+          <w:p>
+            <w:pPr>
+              <w:spacing w:after="40"/>
+            </w:pPr>
+            <w:r/>
+            <w:r>
+              <w:rPr>
+                <w:b w:val="0"/>
+                <w:sz w:val="21"/>
+              </w:rPr>
+              <w:t>Что означают цвета узлов?</w:t>
+            </w:r>
+          </w:p>
+        </w:tc>
+        <w:tc>
+          <w:tcPr>
+            <w:tcW w:type="dxa" w:w="6520"/>
+          </w:tcPr>
+          <w:p>
+            <w:pPr>
+              <w:spacing w:after="40"/>
+            </w:pPr>
+            <w:r/>
+            <w:r>
+              <w:rPr>
+                <w:b w:val="0"/>
+                <w:sz w:val="21"/>
+              </w:rPr>
+              <w:t>Серый — просто буква, имя продолжается. Жёлтый — конец имени, в узле лежит контакт. Оранжевый — этот узел посетила последняя операция, так показывается путь, по которому шла программа. А подпись «x5» означает, что в узле пять контактов с одинаковым именем.</w:t>
+            </w:r>
+          </w:p>
+        </w:tc>
+      </w:tr>
+      <w:tr>
+        <w:tc>
+          <w:tcPr>
+            <w:tcW w:type="dxa" w:w="2835"/>
+          </w:tcPr>
+          <w:p>
+            <w:pPr>
+              <w:spacing w:after="40"/>
+            </w:pPr>
+            <w:r/>
+            <w:r>
+              <w:rPr>
+                <w:b w:val="0"/>
+                <w:sz w:val="21"/>
+              </w:rPr>
+              <w:t>Почему имена на рисунке идут по алфавиту?</w:t>
+            </w:r>
+          </w:p>
+        </w:tc>
+        <w:tc>
+          <w:tcPr>
+            <w:tcW w:type="dxa" w:w="6520"/>
+          </w:tcPr>
+          <w:p>
+            <w:pPr>
+              <w:spacing w:after="40"/>
+            </w:pPr>
+            <w:r/>
+            <w:r>
+              <w:rPr>
+                <w:b w:val="0"/>
+                <w:sz w:val="21"/>
+              </w:rPr>
+              <w:t>Дети каждого узла хранятся в массиве, отсортированном по буквам. Поэтому обход дерева сразу даёт имена в алфавитном порядке — сортировать ничего не нужно. Побочная выгода: нужного ребёнка можно искать делением массива пополам.</w:t>
             </w:r>
           </w:p>
         </w:tc>
